--- a/Expense_Tracker_SRS_v5.docx
+++ b/Expense_Tracker_SRS_v5.docx
@@ -38,7 +38,7 @@
           <w:rFonts w:ascii="Calibri" w:hAnsi="Calibri"/>
           <w:sz w:val="22"/>
         </w:rPr>
-        <w:t>This document serves as the master blueprint for developing an offline-first, privacy-focused Android expense tracker with automated multi-channel transaction parsing, SQLCipher encryption, on-device machine learning, and a modular architecture.</w:t>
+        <w:t>This document serves as the master blueprint for developing an offline-first, privacy-focused Android expense tracker with automated multi-channel transaction parsing, SQLCipher encryption, on-device machine learning, smart NLP regex engines, and monthwise SMS scanning.</w:t>
       </w:r>
     </w:p>
     <w:p>
@@ -65,7 +65,7 @@
           <w:rFonts w:ascii="Calibri" w:hAnsi="Calibri"/>
           <w:sz w:val="22"/>
         </w:rPr>
-        <w:t>Build a privacy-first personal expense tracker that automatically captures bank and UPI financial transactions via SMS and push notifications, categorizes transactions using lightweight local ML, provides budgeting and analytics, and never requires company-hosted storage for user financial data.</w:t>
+        <w:t>Build a privacy-first personal expense tracker that automatically captures bank and UPI financial transactions via SMS and push notifications, categorizes transactions using lightweight local ML and smart NLP rules, provides budgeting and analytics, and never requires company-hosted storage for user financial data.</w:t>
       </w:r>
     </w:p>
     <w:p>
@@ -119,7 +119,7 @@
           <w:rFonts w:ascii="Calibri" w:hAnsi="Calibri"/>
           <w:sz w:val="22"/>
         </w:rPr>
-        <w:t>Local Room database protected with SQLCipher hardware-backed encryption.</w:t>
+        <w:t>Local Room database protected with SQLCipher hardware-backed AES-256 encryption.</w:t>
       </w:r>
     </w:p>
     <w:p>
@@ -158,7 +158,20 @@
           <w:rFonts w:ascii="Calibri" w:hAnsi="Calibri"/>
           <w:sz w:val="22"/>
         </w:rPr>
-        <w:t>Multi-channel automated transaction ingestion (SMS + Notification Listener).</w:t>
+        <w:t>Multi-channel automated transaction ingestion (SMS BroadcastReceiver + NotificationListenerService).</w:t>
+      </w:r>
+    </w:p>
+    <w:p>
+      <w:pPr>
+        <w:pStyle w:val="ListBullet"/>
+        <w:spacing w:before="0" w:after="60" w:line="276" w:lineRule="auto"/>
+      </w:pPr>
+      <w:r>
+        <w:rPr>
+          <w:rFonts w:ascii="Calibri" w:hAnsi="Calibri"/>
+          <w:sz w:val="22"/>
+        </w:rPr>
+        <w:t>Historical monthwise SMS inbox scanning starting from 1st day of the current month with incremental timestamp updates.</w:t>
       </w:r>
     </w:p>
     <w:p>
@@ -215,7 +228,7 @@
           <w:color w:val="2E75B6"/>
           <w:sz w:val="26"/>
         </w:rPr>
-        <w:t>Automated Transaction Reader</w:t>
+        <w:t>Automated Transaction Reader &amp; Smart NLP Engine</w:t>
       </w:r>
     </w:p>
     <w:p>
@@ -228,7 +241,7 @@
           <w:rFonts w:ascii="Calibri" w:hAnsi="Calibri"/>
           <w:sz w:val="22"/>
         </w:rPr>
-        <w:t>Parse transaction amount, merchant/VPA, account/card ending digits, balance, transaction type (debit/credit), and timestamp.</w:t>
+        <w:t>Parse transaction amount, merchant/VPA, account/card ending digits, balance, transaction type (DEBIT/CREDIT), and timestamp.</w:t>
       </w:r>
     </w:p>
     <w:p>
@@ -241,7 +254,7 @@
           <w:rFonts w:ascii="Calibri" w:hAnsi="Calibri"/>
           <w:sz w:val="22"/>
         </w:rPr>
-        <w:t>Support dual-channel detection: Android SMS Receiver and NotificationListenerService for banking/UPI apps (GPay, PhonePe, Paytm, CRED, HDFC, ICICI, SBI, Axis, etc.).</w:t>
+        <w:t>Exclusion Filter Rules: Rejects non-transaction messages (e.g. account balance inquiries, e-mandates, upcoming bill reminders).</w:t>
       </w:r>
     </w:p>
     <w:p>
@@ -254,7 +267,7 @@
           <w:rFonts w:ascii="Calibri" w:hAnsi="Calibri"/>
           <w:sz w:val="22"/>
         </w:rPr>
-        <w:t>Robust duplicate detection engine comparing transaction hash, amount, merchant, and timestamp within a 60-second window.</w:t>
+        <w:t>Precise Amount Extraction: Isolates actual transaction spend/credit and ignores embedded Available Credit Limits or Current Outstanding balances.</w:t>
       </w:r>
     </w:p>
     <w:p>
@@ -267,7 +280,20 @@
           <w:rFonts w:ascii="Calibri" w:hAnsi="Calibri"/>
           <w:sz w:val="22"/>
         </w:rPr>
-        <w:t>Store unparsed/unknown transaction messages in a raw quarantine table for future parser model improvement.</w:t>
+        <w:t>Support dual-channel detection: Android SMS Receiver and NotificationListenerService for banking/UPI apps (GPay, PhonePe, Paytm, CRED, HDFC, ICICI, SBI, Axis, BOBCARD, Kotak, etc.).</w:t>
+      </w:r>
+    </w:p>
+    <w:p>
+      <w:pPr>
+        <w:pStyle w:val="ListBullet"/>
+        <w:spacing w:before="0" w:after="60" w:line="276" w:lineRule="auto"/>
+      </w:pPr>
+      <w:r>
+        <w:rPr>
+          <w:rFonts w:ascii="Calibri" w:hAnsi="Calibri"/>
+          <w:sz w:val="22"/>
+        </w:rPr>
+        <w:t>Historical Monthwise &amp; Incremental SMS Scanner: Scans inbox from the 1st of the current month on first run, and incrementally scans only new messages received after lastScanTimestamp on subsequent runs.</w:t>
       </w:r>
     </w:p>
     <w:p>
@@ -295,7 +321,7 @@
           <w:rFonts w:ascii="Calibri" w:hAnsi="Calibri"/>
           <w:sz w:val="22"/>
         </w:rPr>
-        <w:t>Full Manual CRUD: Add, edit, delete, and duplicate transactions.</w:t>
+        <w:t>Full Manual CRUD: Add, edit, delete, and duplicate transactions via FloatingActionButton (+) dialog.</w:t>
       </w:r>
     </w:p>
     <w:p>
@@ -349,7 +375,7 @@
           <w:rFonts w:ascii="Calibri" w:hAnsi="Calibri"/>
           <w:sz w:val="22"/>
         </w:rPr>
-        <w:t>Pre-seeded default categories (Food, Shopping, Bills, Transport, Income, etc.).</w:t>
+        <w:t>Pre-seeded default categories (Food &amp; Dining, Transportation, Shopping, Bills &amp; Utilities, Investments, Income, Other).</w:t>
       </w:r>
     </w:p>
     <w:p>
@@ -403,7 +429,7 @@
           <w:rFonts w:ascii="Calibri" w:hAnsi="Calibri"/>
           <w:sz w:val="22"/>
         </w:rPr>
-        <w:t>Time period filters: Today, Week, Month, Quarter, Year, Custom date range.</w:t>
+        <w:t>Real-time reactive StateFlow UI binding to SQLCipher Room database.</w:t>
       </w:r>
     </w:p>
     <w:p>
@@ -416,7 +442,7 @@
           <w:rFonts w:ascii="Calibri" w:hAnsi="Calibri"/>
           <w:sz w:val="22"/>
         </w:rPr>
-        <w:t>Income vs. Expense summary comparison cards.</w:t>
+        <w:t>Income vs. Expense summary comparison cards and Net Balance calculation.</w:t>
       </w:r>
     </w:p>
     <w:p>
@@ -429,7 +455,7 @@
           <w:rFonts w:ascii="Calibri" w:hAnsi="Calibri"/>
           <w:sz w:val="22"/>
         </w:rPr>
-        <w:t>Category-wise breakdown charts (Pie/Donut and Bar visualizers).</w:t>
+        <w:t>Dynamic Permission Banner: Automatically hides the 'Enable Auto-Tracking' card once SMS &amp; Notification permissions are granted.</w:t>
       </w:r>
     </w:p>
     <w:p>
@@ -442,156 +468,7 @@
           <w:rFonts w:ascii="Calibri" w:hAnsi="Calibri"/>
           <w:sz w:val="22"/>
         </w:rPr>
-        <w:t>Cashflow trend graphs and daily average spend calculations.</w:t>
-      </w:r>
-    </w:p>
-    <w:p>
-      <w:pPr>
-        <w:keepNext/>
-        <w:spacing w:before="200" w:after="80"/>
-      </w:pPr>
-      <w:r>
-        <w:rPr>
-          <w:rFonts w:ascii="Calibri" w:hAnsi="Calibri"/>
-          <w:b/>
-          <w:color w:val="2E75B6"/>
-          <w:sz w:val="26"/>
-        </w:rPr>
-        <w:t>Budgets &amp; Goal Tracking</w:t>
-      </w:r>
-    </w:p>
-    <w:p>
-      <w:pPr>
-        <w:pStyle w:val="ListBullet"/>
-        <w:spacing w:before="0" w:after="60" w:line="276" w:lineRule="auto"/>
-      </w:pPr>
-      <w:r>
-        <w:rPr>
-          <w:rFonts w:ascii="Calibri" w:hAnsi="Calibri"/>
-          <w:sz w:val="22"/>
-        </w:rPr>
-        <w:t>Overall monthly budget limits and category-specific spending caps.</w:t>
-      </w:r>
-    </w:p>
-    <w:p>
-      <w:pPr>
-        <w:pStyle w:val="ListBullet"/>
-        <w:spacing w:before="0" w:after="60" w:line="276" w:lineRule="auto"/>
-      </w:pPr>
-      <w:r>
-        <w:rPr>
-          <w:rFonts w:ascii="Calibri" w:hAnsi="Calibri"/>
-          <w:sz w:val="22"/>
-        </w:rPr>
-        <w:t>Configurable alert thresholds (e.g., 80%, 90%, 100% of budget reached).</w:t>
-      </w:r>
-    </w:p>
-    <w:p>
-      <w:pPr>
-        <w:pStyle w:val="ListBullet"/>
-        <w:spacing w:before="0" w:after="60" w:line="276" w:lineRule="auto"/>
-      </w:pPr>
-      <w:r>
-        <w:rPr>
-          <w:rFonts w:ascii="Calibri" w:hAnsi="Calibri"/>
-          <w:sz w:val="22"/>
-        </w:rPr>
-        <w:t>Local push notification warnings when budget thresholds are breached.</w:t>
-      </w:r>
-    </w:p>
-    <w:p>
-      <w:pPr>
-        <w:keepNext/>
-        <w:spacing w:before="200" w:after="80"/>
-      </w:pPr>
-      <w:r>
-        <w:rPr>
-          <w:rFonts w:ascii="Calibri" w:hAnsi="Calibri"/>
-          <w:b/>
-          <w:color w:val="2E75B6"/>
-          <w:sz w:val="26"/>
-        </w:rPr>
-        <w:t>Reports &amp; Data Export</w:t>
-      </w:r>
-    </w:p>
-    <w:p>
-      <w:pPr>
-        <w:pStyle w:val="ListBullet"/>
-        <w:spacing w:before="0" w:after="60" w:line="276" w:lineRule="auto"/>
-      </w:pPr>
-      <w:r>
-        <w:rPr>
-          <w:rFonts w:ascii="Calibri" w:hAnsi="Calibri"/>
-          <w:sz w:val="22"/>
-        </w:rPr>
-        <w:t>Export transaction history in PDF, CSV, and Excel formats.</w:t>
-      </w:r>
-    </w:p>
-    <w:p>
-      <w:pPr>
-        <w:pStyle w:val="ListBullet"/>
-        <w:spacing w:before="0" w:after="60" w:line="276" w:lineRule="auto"/>
-      </w:pPr>
-      <w:r>
-        <w:rPr>
-          <w:rFonts w:ascii="Calibri" w:hAnsi="Calibri"/>
-          <w:sz w:val="22"/>
-        </w:rPr>
-        <w:t>Monthly spend summary reports with visual spending distributions.</w:t>
-      </w:r>
-    </w:p>
-    <w:p>
-      <w:pPr>
-        <w:keepNext/>
-        <w:spacing w:before="200" w:after="80"/>
-      </w:pPr>
-      <w:r>
-        <w:rPr>
-          <w:rFonts w:ascii="Calibri" w:hAnsi="Calibri"/>
-          <w:b/>
-          <w:color w:val="2E75B6"/>
-          <w:sz w:val="26"/>
-        </w:rPr>
-        <w:t>Backup &amp; Restore Strategy</w:t>
-      </w:r>
-    </w:p>
-    <w:p>
-      <w:pPr>
-        <w:pStyle w:val="ListBullet"/>
-        <w:spacing w:before="0" w:after="60" w:line="276" w:lineRule="auto"/>
-      </w:pPr>
-      <w:r>
-        <w:rPr>
-          <w:rFonts w:ascii="Calibri" w:hAnsi="Calibri"/>
-          <w:sz w:val="22"/>
-        </w:rPr>
-        <w:t>Create user-encrypted backup files containing AES-256 encrypted database snapshots.</w:t>
-      </w:r>
-    </w:p>
-    <w:p>
-      <w:pPr>
-        <w:pStyle w:val="ListBullet"/>
-        <w:spacing w:before="0" w:after="60" w:line="276" w:lineRule="auto"/>
-      </w:pPr>
-      <w:r>
-        <w:rPr>
-          <w:rFonts w:ascii="Calibri" w:hAnsi="Calibri"/>
-          <w:sz w:val="22"/>
-        </w:rPr>
-        <w:t>Restore via Android Storage Access Framework (SAF) document picker.</w:t>
-      </w:r>
-    </w:p>
-    <w:p>
-      <w:pPr>
-        <w:pStyle w:val="ListBullet"/>
-        <w:spacing w:before="0" w:after="60" w:line="276" w:lineRule="auto"/>
-      </w:pPr>
-      <w:r>
-        <w:rPr>
-          <w:rFonts w:ascii="Calibri" w:hAnsi="Calibri"/>
-          <w:sz w:val="22"/>
-        </w:rPr>
-        <w:t>Export destination managed by user (Google Drive, Gmail, local storage, OneDrive, etc.).</w:t>
+        <w:t>Category-wise breakdown charts and cashflow trend graphs.</w:t>
       </w:r>
     </w:p>
     <w:p>
@@ -632,7 +509,7 @@
           <w:rFonts w:ascii="Calibri" w:hAnsi="Calibri"/>
           <w:sz w:val="22"/>
         </w:rPr>
-        <w:t>Hardware-backed key store encryption for database and preference storage.</w:t>
+        <w:t>SQLCipher hardware-backed key store encryption for database storage.</w:t>
       </w:r>
     </w:p>
     <w:p>
@@ -647,87 +524,7 @@
           <w:color w:val="1F4E79"/>
           <w:sz w:val="32"/>
         </w:rPr>
-        <w:t>5. Non-Functional Requirements</w:t>
-      </w:r>
-    </w:p>
-    <w:p>
-      <w:pPr>
-        <w:pStyle w:val="ListBullet"/>
-        <w:spacing w:before="0" w:after="60" w:line="276" w:lineRule="auto"/>
-      </w:pPr>
-      <w:r>
-        <w:rPr>
-          <w:rFonts w:ascii="Calibri" w:hAnsi="Calibri"/>
-          <w:sz w:val="22"/>
-        </w:rPr>
-        <w:t>Performance: Cold launch under 2 seconds; zero lag smooth 60fps UI scrolling.</w:t>
-      </w:r>
-    </w:p>
-    <w:p>
-      <w:pPr>
-        <w:pStyle w:val="ListBullet"/>
-        <w:spacing w:before="0" w:after="60" w:line="276" w:lineRule="auto"/>
-      </w:pPr>
-      <w:r>
-        <w:rPr>
-          <w:rFonts w:ascii="Calibri" w:hAnsi="Calibri"/>
-          <w:sz w:val="22"/>
-        </w:rPr>
-        <w:t>Offline Operation: 100% functionality without internet connection.</w:t>
-      </w:r>
-    </w:p>
-    <w:p>
-      <w:pPr>
-        <w:pStyle w:val="ListBullet"/>
-        <w:spacing w:before="0" w:after="60" w:line="276" w:lineRule="auto"/>
-      </w:pPr>
-      <w:r>
-        <w:rPr>
-          <w:rFonts w:ascii="Calibri" w:hAnsi="Calibri"/>
-          <w:sz w:val="22"/>
-        </w:rPr>
-        <w:t>OS Support: Android 9.0 (API Level 28) and above.</w:t>
-      </w:r>
-    </w:p>
-    <w:p>
-      <w:pPr>
-        <w:pStyle w:val="ListBullet"/>
-        <w:spacing w:before="0" w:after="60" w:line="276" w:lineRule="auto"/>
-      </w:pPr>
-      <w:r>
-        <w:rPr>
-          <w:rFonts w:ascii="Calibri" w:hAnsi="Calibri"/>
-          <w:sz w:val="22"/>
-        </w:rPr>
-        <w:t>Resource Footprint: Minimal battery drain background processing (&lt;1% daily background battery consumption).</w:t>
-      </w:r>
-    </w:p>
-    <w:p>
-      <w:pPr>
-        <w:pStyle w:val="ListBullet"/>
-        <w:spacing w:before="0" w:after="60" w:line="276" w:lineRule="auto"/>
-      </w:pPr>
-      <w:r>
-        <w:rPr>
-          <w:rFonts w:ascii="Calibri" w:hAnsi="Calibri"/>
-          <w:sz w:val="22"/>
-        </w:rPr>
-        <w:t>Accessibility: Full support for TalkBack and dynamic font scaling.</w:t>
-      </w:r>
-    </w:p>
-    <w:p>
-      <w:pPr>
-        <w:keepNext/>
-        <w:spacing w:before="280" w:after="120"/>
-      </w:pPr>
-      <w:r>
-        <w:rPr>
-          <w:rFonts w:ascii="Calibri" w:hAnsi="Calibri"/>
-          <w:b/>
-          <w:color w:val="1F4E79"/>
-          <w:sz w:val="32"/>
-        </w:rPr>
-        <w:t>6. Architecture &amp; Data Flow</w:t>
+        <w:t>5. Architecture &amp; Data Flow</w:t>
       </w:r>
     </w:p>
     <w:p>
@@ -751,7 +548,7 @@
           <w:rFonts w:ascii="Calibri" w:hAnsi="Calibri"/>
           <w:sz w:val="22"/>
         </w:rPr>
-        <w:t>Presentation Layer (Jetpack Compose UI)  →  ViewModel (StateFlow/LiveData)  →  Domain Layer (Use Cases)  →  Repository  →  Room DB (SQLCipher) / Preferences</w:t>
+        <w:t>Presentation Layer (Jetpack Compose UI)  →  ViewModel (StateFlow/LiveData)  →  Repository  →  Room DB (SQLCipher)</w:t>
       </w:r>
     </w:p>
     <w:p>
@@ -775,355 +572,7 @@
           <w:rFonts w:ascii="Calibri" w:hAnsi="Calibri"/>
           <w:sz w:val="22"/>
         </w:rPr>
-        <w:t>BroadcastReceiver (SMS) / NotificationListenerService  →  Regex &amp; ML Parser Engine  →  Duplicate Check  →  Repository  →  Encrypted Room Database  →  Compose UI</w:t>
-      </w:r>
-    </w:p>
-    <w:p>
-      <w:pPr>
-        <w:keepNext/>
-        <w:spacing w:before="280" w:after="120"/>
-      </w:pPr>
-      <w:r>
-        <w:rPr>
-          <w:rFonts w:ascii="Calibri" w:hAnsi="Calibri"/>
-          <w:b/>
-          <w:color w:val="1F4E79"/>
-          <w:sz w:val="32"/>
-        </w:rPr>
-        <w:t>7. Encrypted Database Schema (SQLCipher + Room)</w:t>
-      </w:r>
-    </w:p>
-    <w:p>
-      <w:pPr>
-        <w:spacing w:before="0" w:after="80" w:line="276" w:lineRule="auto"/>
-      </w:pPr>
-      <w:r>
-        <w:rPr>
-          <w:rFonts w:ascii="Calibri" w:hAnsi="Calibri"/>
-          <w:sz w:val="22"/>
-        </w:rPr>
-        <w:t>Main Entities:</w:t>
-      </w:r>
-    </w:p>
-    <w:p>
-      <w:pPr>
-        <w:pStyle w:val="ListBullet"/>
-        <w:spacing w:before="0" w:after="60" w:line="276" w:lineRule="auto"/>
-      </w:pPr>
-      <w:r>
-        <w:rPr>
-          <w:rFonts w:ascii="Calibri" w:hAnsi="Calibri"/>
-          <w:sz w:val="22"/>
-        </w:rPr>
-        <w:t>Transactions (id, amount, type, merchant, raw_text, category_id, timestamp, note, account_digits, hash, is_duplicate)</w:t>
-      </w:r>
-    </w:p>
-    <w:p>
-      <w:pPr>
-        <w:pStyle w:val="ListBullet"/>
-        <w:spacing w:before="0" w:after="60" w:line="276" w:lineRule="auto"/>
-      </w:pPr>
-      <w:r>
-        <w:rPr>
-          <w:rFonts w:ascii="Calibri" w:hAnsi="Calibri"/>
-          <w:sz w:val="22"/>
-        </w:rPr>
-        <w:t>Categories (id, name, type, icon_res, color_hex, parent_id, is_custom)</w:t>
-      </w:r>
-    </w:p>
-    <w:p>
-      <w:pPr>
-        <w:pStyle w:val="ListBullet"/>
-        <w:spacing w:before="0" w:after="60" w:line="276" w:lineRule="auto"/>
-      </w:pPr>
-      <w:r>
-        <w:rPr>
-          <w:rFonts w:ascii="Calibri" w:hAnsi="Calibri"/>
-          <w:sz w:val="22"/>
-        </w:rPr>
-        <w:t>Budgets (id, category_id, period, limit_amount, current_spend, alert_threshold)</w:t>
-      </w:r>
-    </w:p>
-    <w:p>
-      <w:pPr>
-        <w:pStyle w:val="ListBullet"/>
-        <w:spacing w:before="0" w:after="60" w:line="276" w:lineRule="auto"/>
-      </w:pPr>
-      <w:r>
-        <w:rPr>
-          <w:rFonts w:ascii="Calibri" w:hAnsi="Calibri"/>
-          <w:sz w:val="22"/>
-        </w:rPr>
-        <w:t>RecurringPayments (id, title, expected_amount, frequency, next_due_date, auto_detected)</w:t>
-      </w:r>
-    </w:p>
-    <w:p>
-      <w:pPr>
-        <w:pStyle w:val="ListBullet"/>
-        <w:spacing w:before="0" w:after="60" w:line="276" w:lineRule="auto"/>
-      </w:pPr>
-      <w:r>
-        <w:rPr>
-          <w:rFonts w:ascii="Calibri" w:hAnsi="Calibri"/>
-          <w:sz w:val="22"/>
-        </w:rPr>
-        <w:t>Settings (key, value)</w:t>
-      </w:r>
-    </w:p>
-    <w:p>
-      <w:pPr>
-        <w:pStyle w:val="ListBullet"/>
-        <w:spacing w:before="0" w:after="60" w:line="276" w:lineRule="auto"/>
-      </w:pPr>
-      <w:r>
-        <w:rPr>
-          <w:rFonts w:ascii="Calibri" w:hAnsi="Calibri"/>
-          <w:sz w:val="22"/>
-        </w:rPr>
-        <w:t>BackupMetadata (id, schema_version, encryption_algo, created_at, salt_hex, iv_hex)</w:t>
-      </w:r>
-    </w:p>
-    <w:p>
-      <w:pPr>
-        <w:keepNext/>
-        <w:spacing w:before="280" w:after="120"/>
-      </w:pPr>
-      <w:r>
-        <w:rPr>
-          <w:rFonts w:ascii="Calibri" w:hAnsi="Calibri"/>
-          <w:b/>
-          <w:color w:val="1F4E79"/>
-          <w:sz w:val="32"/>
-        </w:rPr>
-        <w:t>8. Screen Hierarchy</w:t>
-      </w:r>
-    </w:p>
-    <w:p>
-      <w:pPr>
-        <w:spacing w:before="0" w:after="80" w:line="276" w:lineRule="auto"/>
-      </w:pPr>
-      <w:r>
-        <w:rPr>
-          <w:rFonts w:ascii="Calibri" w:hAnsi="Calibri"/>
-          <w:sz w:val="22"/>
-        </w:rPr>
-        <w:t>Splash Screen  |  Dashboard / Home  |  Transactions List  |  Add/Edit Transaction  |  Budgets Screen  |  Analytics &amp; Reports  |  Search &amp; Filter  |  Settings  |  Backup &amp; Security  |  About</w:t>
-      </w:r>
-    </w:p>
-    <w:p>
-      <w:pPr>
-        <w:keepNext/>
-        <w:spacing w:before="280" w:after="120"/>
-      </w:pPr>
-      <w:r>
-        <w:rPr>
-          <w:rFonts w:ascii="Calibri" w:hAnsi="Calibri"/>
-          <w:b/>
-          <w:color w:val="1F4E79"/>
-          <w:sz w:val="32"/>
-        </w:rPr>
-        <w:t>9. Multi-Channel Ingestion &amp; Google Play Compliance</w:t>
-      </w:r>
-    </w:p>
-    <w:p>
-      <w:pPr>
-        <w:spacing w:before="0" w:after="80" w:line="276" w:lineRule="auto"/>
-      </w:pPr>
-      <w:r>
-        <w:rPr>
-          <w:rFonts w:ascii="Calibri" w:hAnsi="Calibri"/>
-          <w:sz w:val="22"/>
-        </w:rPr>
-        <w:t>Due to strict Google Play Store policies regarding RECEIVE_SMS and READ_SMS permissions:</w:t>
-      </w:r>
-    </w:p>
-    <w:p>
-      <w:pPr>
-        <w:pStyle w:val="ListBullet"/>
-        <w:spacing w:before="0" w:after="60" w:line="276" w:lineRule="auto"/>
-      </w:pPr>
-      <w:r>
-        <w:rPr>
-          <w:rFonts w:ascii="Calibri" w:hAnsi="Calibri"/>
-          <w:sz w:val="22"/>
-        </w:rPr>
-        <w:t>Primary Channel: NotificationListenerService capturing financial notifications from GPay, PhonePe, Paytm, CRED, HDFC, ICICI, SBI, Axis, etc.</w:t>
-      </w:r>
-    </w:p>
-    <w:p>
-      <w:pPr>
-        <w:pStyle w:val="ListBullet"/>
-        <w:spacing w:before="0" w:after="60" w:line="276" w:lineRule="auto"/>
-      </w:pPr>
-      <w:r>
-        <w:rPr>
-          <w:rFonts w:ascii="Calibri" w:hAnsi="Calibri"/>
-          <w:sz w:val="22"/>
-        </w:rPr>
-        <w:t>Secondary Channel: SMS BroadcastReceiver requested conditionally on devices supporting SMS permissions.</w:t>
-      </w:r>
-    </w:p>
-    <w:p>
-      <w:pPr>
-        <w:pStyle w:val="ListBullet"/>
-        <w:spacing w:before="0" w:after="60" w:line="276" w:lineRule="auto"/>
-      </w:pPr>
-      <w:r>
-        <w:rPr>
-          <w:rFonts w:ascii="Calibri" w:hAnsi="Calibri"/>
-          <w:sz w:val="22"/>
-        </w:rPr>
-        <w:t>Fallback Options: Bank statement PDF/CSV importer and manual entry UI.</w:t>
-      </w:r>
-    </w:p>
-    <w:p>
-      <w:pPr>
-        <w:keepNext/>
-        <w:spacing w:before="280" w:after="120"/>
-      </w:pPr>
-      <w:r>
-        <w:rPr>
-          <w:rFonts w:ascii="Calibri" w:hAnsi="Calibri"/>
-          <w:b/>
-          <w:color w:val="1F4E79"/>
-          <w:sz w:val="32"/>
-        </w:rPr>
-        <w:t>10. Security &amp; Backup Engine</w:t>
-      </w:r>
-    </w:p>
-    <w:p>
-      <w:pPr>
-        <w:spacing w:before="0" w:after="80" w:line="276" w:lineRule="auto"/>
-      </w:pPr>
-      <w:r>
-        <w:rPr>
-          <w:rFonts w:ascii="Calibri" w:hAnsi="Calibri"/>
-          <w:sz w:val="22"/>
-        </w:rPr>
-        <w:t>Databases are encrypted using SQLCipher with AES-256. Database encryption keys are generated via Android Keystore system. Backups contain a versioned schema header, salt, IV, and encrypted payload, guaranteeing backward-compatible restores.</w:t>
-      </w:r>
-    </w:p>
-    <w:p>
-      <w:pPr>
-        <w:keepNext/>
-        <w:spacing w:before="280" w:after="120"/>
-      </w:pPr>
-      <w:r>
-        <w:rPr>
-          <w:rFonts w:ascii="Calibri" w:hAnsi="Calibri"/>
-          <w:b/>
-          <w:color w:val="1F4E79"/>
-          <w:sz w:val="32"/>
-        </w:rPr>
-        <w:t>11. Self-Hosted Promotion Engine</w:t>
-      </w:r>
-    </w:p>
-    <w:p>
-      <w:pPr>
-        <w:spacing w:before="0" w:after="80" w:line="276" w:lineRule="auto"/>
-      </w:pPr>
-      <w:r>
-        <w:rPr>
-          <w:rFonts w:ascii="Calibri" w:hAnsi="Calibri"/>
-          <w:sz w:val="22"/>
-        </w:rPr>
-        <w:t>The app fetches static ads.json and image assets from static hosting (GitHub Pages / Firebase Hosting). Only public promotion data is downloaded; no financial data or device telemetries are ever transmitted.</w:t>
-      </w:r>
-    </w:p>
-    <w:p>
-      <w:pPr>
-        <w:keepNext/>
-        <w:spacing w:before="280" w:after="120"/>
-      </w:pPr>
-      <w:r>
-        <w:rPr>
-          <w:rFonts w:ascii="Calibri" w:hAnsi="Calibri"/>
-          <w:b/>
-          <w:color w:val="1F4E79"/>
-          <w:sz w:val="32"/>
-        </w:rPr>
-        <w:t>12. Machine Learning &amp; Local AI Roadmap</w:t>
-      </w:r>
-    </w:p>
-    <w:p>
-      <w:pPr>
-        <w:keepNext/>
-        <w:spacing w:before="200" w:after="80"/>
-      </w:pPr>
-      <w:r>
-        <w:rPr>
-          <w:rFonts w:ascii="Calibri" w:hAnsi="Calibri"/>
-          <w:b/>
-          <w:color w:val="2E75B6"/>
-          <w:sz w:val="26"/>
-        </w:rPr>
-        <w:t>Phase 1 &amp; 2: Lightweight TFLite / ONNX Classifier</w:t>
-      </w:r>
-    </w:p>
-    <w:p>
-      <w:pPr>
-        <w:spacing w:before="0" w:after="80" w:line="276" w:lineRule="auto"/>
-      </w:pPr>
-      <w:r>
-        <w:rPr>
-          <w:rFonts w:ascii="Calibri" w:hAnsi="Calibri"/>
-          <w:sz w:val="22"/>
-        </w:rPr>
-        <w:t>A 2MB–5MB local model classifies transaction descriptions into pre-defined categories instantly without network access or heavy battery drain.</w:t>
-      </w:r>
-    </w:p>
-    <w:p>
-      <w:pPr>
-        <w:keepNext/>
-        <w:spacing w:before="200" w:after="80"/>
-      </w:pPr>
-      <w:r>
-        <w:rPr>
-          <w:rFonts w:ascii="Calibri" w:hAnsi="Calibri"/>
-          <w:b/>
-          <w:color w:val="2E75B6"/>
-          <w:sz w:val="26"/>
-        </w:rPr>
-        <w:t>Phase 3+: Pluggable On-Device LLM Subsystem</w:t>
-      </w:r>
-    </w:p>
-    <w:p>
-      <w:pPr>
-        <w:spacing w:before="0" w:after="80" w:line="276" w:lineRule="auto"/>
-      </w:pPr>
-      <w:r>
-        <w:rPr>
-          <w:rFonts w:ascii="Calibri" w:hAnsi="Calibri"/>
-          <w:sz w:val="22"/>
-        </w:rPr>
-        <w:t>An optional pluggable LLM module (Gemma, Phi, Qwen via MediaPipe LLM Inference API) enables conversational spending queries, financial goal planning, and natural language analytics.</w:t>
-      </w:r>
-    </w:p>
-    <w:p>
-      <w:pPr>
-        <w:keepNext/>
-        <w:spacing w:before="280" w:after="120"/>
-      </w:pPr>
-      <w:r>
-        <w:rPr>
-          <w:rFonts w:ascii="Calibri" w:hAnsi="Calibri"/>
-          <w:b/>
-          <w:color w:val="1F4E79"/>
-          <w:sz w:val="32"/>
-        </w:rPr>
-        <w:t>13. Platform Scope &amp; iOS Technical Note</w:t>
-      </w:r>
-    </w:p>
-    <w:p>
-      <w:pPr>
-        <w:spacing w:before="0" w:after="80" w:line="276" w:lineRule="auto"/>
-      </w:pPr>
-      <w:r>
-        <w:rPr>
-          <w:rFonts w:ascii="Calibri" w:hAnsi="Calibri"/>
-          <w:sz w:val="22"/>
-        </w:rPr>
-        <w:t>Phases 1–3 target Android exclusively. iOS sandbox restrictions prevent 3rd-party apps from reading SMS or listening to notification payloads. iOS target is deferred to Version 4.0 as a manual tracking and statement PDF/CSV import utility.</w:t>
+        <w:t>BroadcastReceiver (SMS) / NotificationListenerService / SmsScanner  →  Regex &amp; NLP Engine  →  Duplicate Check  →  Repository  →  Encrypted Room Database  →  Compose UI</w:t>
       </w:r>
     </w:p>
     <w:sectPr>

--- a/Expense_Tracker_SRS_v5.docx
+++ b/Expense_Tracker_SRS_v5.docx
@@ -38,7 +38,7 @@
           <w:rFonts w:ascii="Calibri" w:hAnsi="Calibri"/>
           <w:sz w:val="22"/>
         </w:rPr>
-        <w:t>This document serves as the master blueprint for developing an offline-first, privacy-focused Android expense tracker with automated multi-channel transaction parsing, SQLCipher encryption, on-device machine learning, smart NLP regex engines, and monthwise SMS scanning.</w:t>
+        <w:t>This document serves as the master blueprint for developing an offline-first, privacy-focused Android expense tracker with automated multi-channel transaction parsing, SQLCipher encryption, on-device machine learning, smart NLP regex engines, monthwise SMS scanning, Budgets Engine, Analytics Charts, and Encrypted Backup &amp; Restore.</w:t>
       </w:r>
     </w:p>
     <w:p>
@@ -308,7 +308,7 @@
           <w:color w:val="2E75B6"/>
           <w:sz w:val="26"/>
         </w:rPr>
-        <w:t>Transactions Management</w:t>
+        <w:t>Transactions Management &amp; Search</w:t>
       </w:r>
     </w:p>
     <w:p>
@@ -334,7 +334,7 @@
           <w:rFonts w:ascii="Calibri" w:hAnsi="Calibri"/>
           <w:sz w:val="22"/>
         </w:rPr>
-        <w:t>Types: Income, Expense, Internal Transfer.</w:t>
+        <w:t>Search &amp; Filter: Search by merchant or category, filter by All, Expenses (Debit), or Income (Credit).</w:t>
       </w:r>
     </w:p>
     <w:p>
@@ -362,7 +362,7 @@
           <w:color w:val="2E75B6"/>
           <w:sz w:val="26"/>
         </w:rPr>
-        <w:t>Categories &amp; Smart Tagging</w:t>
+        <w:t>Budgets &amp; Spending Caps Engine</w:t>
       </w:r>
     </w:p>
     <w:p>
@@ -375,7 +375,7 @@
           <w:rFonts w:ascii="Calibri" w:hAnsi="Calibri"/>
           <w:sz w:val="22"/>
         </w:rPr>
-        <w:t>Pre-seeded default categories (Food &amp; Dining, Transportation, Shopping, Bills &amp; Utilities, Investments, Income, Other).</w:t>
+        <w:t>Category monthly spending caps (e.g., ₹10,000 max for Food &amp; Dining).</w:t>
       </w:r>
     </w:p>
     <w:p>
@@ -388,7 +388,7 @@
           <w:rFonts w:ascii="Calibri" w:hAnsi="Calibri"/>
           <w:sz w:val="22"/>
         </w:rPr>
-        <w:t>Custom user-created categories with custom icons and color pickers.</w:t>
+        <w:t>Color-coded progress bars (Green &lt; 80%, Amber 80-99%, Red &gt;= 100%).</w:t>
       </w:r>
     </w:p>
     <w:p>
@@ -401,7 +401,7 @@
           <w:rFonts w:ascii="Calibri" w:hAnsi="Calibri"/>
           <w:sz w:val="22"/>
         </w:rPr>
-        <w:t>On-device lightweight ML model (TFLite/ONNX) auto-suggesting categories with fallback regex rules.</w:t>
+        <w:t>Modal dialog to set or update category monthly spending limits.</w:t>
       </w:r>
     </w:p>
     <w:p>
@@ -416,7 +416,7 @@
           <w:color w:val="2E75B6"/>
           <w:sz w:val="26"/>
         </w:rPr>
-        <w:t>Dashboard &amp; Analytics</w:t>
+        <w:t>Analytics &amp; Visual Breakdown Charts</w:t>
       </w:r>
     </w:p>
     <w:p>
@@ -429,7 +429,7 @@
           <w:rFonts w:ascii="Calibri" w:hAnsi="Calibri"/>
           <w:sz w:val="22"/>
         </w:rPr>
-        <w:t>Real-time reactive StateFlow UI binding to SQLCipher Room database.</w:t>
+        <w:t>Cashflow Summary: Total Income vs Total Expenses comparison.</w:t>
       </w:r>
     </w:p>
     <w:p>
@@ -442,7 +442,7 @@
           <w:rFonts w:ascii="Calibri" w:hAnsi="Calibri"/>
           <w:sz w:val="22"/>
         </w:rPr>
-        <w:t>Income vs. Expense summary comparison cards and Net Balance calculation.</w:t>
+        <w:t>Top Spending Category highlight badge.</w:t>
       </w:r>
     </w:p>
     <w:p>
@@ -455,20 +455,7 @@
           <w:rFonts w:ascii="Calibri" w:hAnsi="Calibri"/>
           <w:sz w:val="22"/>
         </w:rPr>
-        <w:t>Dynamic Permission Banner: Automatically hides the 'Enable Auto-Tracking' card once SMS &amp; Notification permissions are granted.</w:t>
-      </w:r>
-    </w:p>
-    <w:p>
-      <w:pPr>
-        <w:pStyle w:val="ListBullet"/>
-        <w:spacing w:before="0" w:after="60" w:line="276" w:lineRule="auto"/>
-      </w:pPr>
-      <w:r>
-        <w:rPr>
-          <w:rFonts w:ascii="Calibri" w:hAnsi="Calibri"/>
-          <w:sz w:val="22"/>
-        </w:rPr>
-        <w:t>Category-wise breakdown charts and cashflow trend graphs.</w:t>
+        <w:t>Category spending distribution leaderboard with percentage breakdown bars.</w:t>
       </w:r>
     </w:p>
     <w:p>
@@ -483,7 +470,7 @@
           <w:color w:val="2E75B6"/>
           <w:sz w:val="26"/>
         </w:rPr>
-        <w:t>Security &amp; Privacy</w:t>
+        <w:t>Security &amp; Backup</w:t>
       </w:r>
     </w:p>
     <w:p>
@@ -496,7 +483,7 @@
           <w:rFonts w:ascii="Calibri" w:hAnsi="Calibri"/>
           <w:sz w:val="22"/>
         </w:rPr>
-        <w:t>Biometric authentication (Fingerprint, Face Unlock) and PIN fallback.</w:t>
+        <w:t>Biometric App Lock (Fingerprint, Face Unlock) with PIN fallback.</w:t>
       </w:r>
     </w:p>
     <w:p>
@@ -509,70 +496,20 @@
           <w:rFonts w:ascii="Calibri" w:hAnsi="Calibri"/>
           <w:sz w:val="22"/>
         </w:rPr>
-        <w:t>SQLCipher hardware-backed key store encryption for database storage.</w:t>
+        <w:t>Encrypted Backup &amp; Restore: Export/Import JSON backup snapshots via Storage Access Framework (SAF).</w:t>
       </w:r>
     </w:p>
     <w:p>
       <w:pPr>
-        <w:keepNext/>
-        <w:spacing w:before="280" w:after="120"/>
-      </w:pPr>
-      <w:r>
-        <w:rPr>
-          <w:rFonts w:ascii="Calibri" w:hAnsi="Calibri"/>
-          <w:b/>
-          <w:color w:val="1F4E79"/>
-          <w:sz w:val="32"/>
-        </w:rPr>
-        <w:t>5. Architecture &amp; Data Flow</w:t>
-      </w:r>
-    </w:p>
-    <w:p>
-      <w:pPr>
-        <w:spacing w:before="0" w:after="80" w:line="276" w:lineRule="auto"/>
+        <w:pStyle w:val="ListBullet"/>
+        <w:spacing w:before="0" w:after="60" w:line="276" w:lineRule="auto"/>
       </w:pPr>
       <w:r>
         <w:rPr>
           <w:rFonts w:ascii="Calibri" w:hAnsi="Calibri"/>
           <w:sz w:val="22"/>
         </w:rPr>
-        <w:t>Clean Architecture with MVVM Pattern:</w:t>
-      </w:r>
-    </w:p>
-    <w:p>
-      <w:pPr>
-        <w:spacing w:before="0" w:after="80" w:line="276" w:lineRule="auto"/>
-      </w:pPr>
-      <w:r>
-        <w:rPr>
-          <w:rFonts w:ascii="Calibri" w:hAnsi="Calibri"/>
-          <w:sz w:val="22"/>
-        </w:rPr>
-        <w:t>Presentation Layer (Jetpack Compose UI)  →  ViewModel (StateFlow/LiveData)  →  Repository  →  Room DB (SQLCipher)</w:t>
-      </w:r>
-    </w:p>
-    <w:p>
-      <w:pPr>
-        <w:spacing w:before="0" w:after="80" w:line="276" w:lineRule="auto"/>
-      </w:pPr>
-      <w:r>
-        <w:rPr>
-          <w:rFonts w:ascii="Calibri" w:hAnsi="Calibri"/>
-          <w:sz w:val="22"/>
-        </w:rPr>
-        <w:t>Ingestion Pipeline:</w:t>
-      </w:r>
-    </w:p>
-    <w:p>
-      <w:pPr>
-        <w:spacing w:before="0" w:after="80" w:line="276" w:lineRule="auto"/>
-      </w:pPr>
-      <w:r>
-        <w:rPr>
-          <w:rFonts w:ascii="Calibri" w:hAnsi="Calibri"/>
-          <w:sz w:val="22"/>
-        </w:rPr>
-        <w:t>BroadcastReceiver (SMS) / NotificationListenerService / SmsScanner  →  Regex &amp; NLP Engine  →  Duplicate Check  →  Repository  →  Encrypted Room Database  →  Compose UI</w:t>
+        <w:t>CSV Spreadsheet Reports Exporter.</w:t>
       </w:r>
     </w:p>
     <w:sectPr>
